--- a/rapports/2026-06-06/EQ8/EQ8_enq3_v2/DR_071202010032/33-38-33-15.docx
+++ b/rapports/2026-06-06/EQ8/EQ8_enq3_v2/DR_071202010032/33-38-33-15.docx
@@ -297,7 +297,7 @@
           <w:color w:val="1F6FEB"/>
           <w:sz w:val="22"/>
         </w:rPr>
-        <w:t>⚠ INCOHÉRENCES À CORRIGER (125)</w:t>
+        <w:t>⚠ INCOHÉRENCES À CORRIGER (120)</w:t>
       </w:r>
     </w:p>
     <w:tbl>
@@ -2434,7 +2434,7 @@
                 <w:color w:val="16A34A"/>
                 <w:sz w:val="16"/>
               </w:rPr>
-              <w:t>—</w:t>
+              <w:t>s01q32, s01q36, s01q38, s04q37_modif, s02q33, s02q34, s01q00b</w:t>
             </w:r>
           </w:p>
         </w:tc>
@@ -2465,7 +2465,7 @@
                 <w:i w:val="0"/>
                 <w:sz w:val="17"/>
               </w:rPr>
-              <w:t>Incohérence!!! seulement les écoles privées paient les frais de scolarité (y compris les frais d'inscription).</w:t>
+              <w:t>Peu probable!!! Vu l'âge (16 ans) de Fatou Diouf ou l'année à laquelle Fatou Diouf a fréquenté l'école pour la dernière fois (.) le dernier diplome de Fatou Diouf ne peut être le Certificat d'études primaires (CEP), prière de corriger cette incohérence ou confirmer avec le QG.</w:t>
             </w:r>
           </w:p>
         </w:tc>
@@ -2524,7 +2524,7 @@
                 <w:color w:val="16A34A"/>
                 <w:sz w:val="16"/>
               </w:rPr>
-              <w:t>s01q32, s01q36, s01q38, s04q37_modif, s02q33, s02q34, s01q00b</w:t>
+              <w:t>—</w:t>
             </w:r>
           </w:p>
         </w:tc>
@@ -2555,7 +2555,7 @@
                 <w:i w:val="0"/>
                 <w:sz w:val="17"/>
               </w:rPr>
-              <w:t>Peu probable!!! Vu l'âge (16 ans) de Fatou Diouf ou l'année à laquelle Fatou Diouf a fréquenté l'école pour la dernière fois (.) le dernier diplome de Fatou Diouf ne peut être le Certificat d'études primaires (CEP), prière de corriger cette incohérence ou confirmer avec le QG.</w:t>
+              <w:t>Incohérent!! Le niveau d'instruction déclaré par l'un des enfants () au niveau de la section 1 de Yande Ndour diffère de celui donné par Yande Ndour lui-même qui affirme ne pas avoir frequenté l'école formelle.</w:t>
             </w:r>
           </w:p>
         </w:tc>
@@ -2570,10 +2570,1180 @@
               <w:rPr>
                 <w:b/>
                 <w:i w:val="0"/>
-                <w:color w:val="DC2626"/>
-                <w:sz w:val="16"/>
-              </w:rPr>
-              <w:t>Haute</w:t>
+                <w:color w:val="EA580C"/>
+                <w:sz w:val="16"/>
+              </w:rPr>
+              <w:t>Moyenne</w:t>
+            </w:r>
+          </w:p>
+        </w:tc>
+        <w:tc>
+          <w:tcPr>
+            <w:tcW w:type="dxa" w:w="1247"/>
+          </w:tcPr>
+          <w:p>
+            <w:r>
+              <w:rPr>
+                <w:b/>
+                <w:i w:val="0"/>
+                <w:sz w:val="16"/>
+              </w:rPr>
+              <w:t>S00</w:t>
+              <w:br/>
+            </w:r>
+            <w:r>
+              <w:rPr>
+                <w:b w:val="0"/>
+                <w:i w:val="0"/>
+                <w:color w:val="64748B"/>
+                <w:sz w:val="14"/>
+              </w:rPr>
+              <w:t>Identification</w:t>
+            </w:r>
+          </w:p>
+        </w:tc>
+        <w:tc>
+          <w:tcPr>
+            <w:tcW w:type="dxa" w:w="1531"/>
+          </w:tcPr>
+          <w:p>
+            <w:r>
+              <w:rPr>
+                <w:b/>
+                <w:i w:val="0"/>
+                <w:color w:val="16A34A"/>
+                <w:sz w:val="16"/>
+              </w:rPr>
+              <w:t>—</w:t>
+            </w:r>
+          </w:p>
+        </w:tc>
+        <w:tc>
+          <w:tcPr>
+            <w:tcW w:type="dxa" w:w="1191"/>
+          </w:tcPr>
+          <w:p>
+            <w:r>
+              <w:rPr>
+                <w:b w:val="0"/>
+                <w:i w:val="0"/>
+                <w:color w:val="64748B"/>
+                <w:sz w:val="16"/>
+              </w:rPr>
+              <w:t>GT-CQ</w:t>
+            </w:r>
+          </w:p>
+        </w:tc>
+        <w:tc>
+          <w:tcPr>
+            <w:tcW w:type="dxa" w:w="4706"/>
+          </w:tcPr>
+          <w:p>
+            <w:r>
+              <w:rPr>
+                <w:b w:val="0"/>
+                <w:i w:val="0"/>
+                <w:sz w:val="17"/>
+              </w:rPr>
+              <w:t>L'adresse ou la localisation du ménage doit être bien renseignée, ne doit pas contenir des numéros de téléphone et elle semble courte pour être une adresse.</w:t>
+            </w:r>
+          </w:p>
+        </w:tc>
+      </w:tr>
+      <w:tr>
+        <w:tc>
+          <w:tcPr>
+            <w:tcW w:type="dxa" w:w="964"/>
+          </w:tcPr>
+          <w:p>
+            <w:r>
+              <w:rPr>
+                <w:b/>
+                <w:i w:val="0"/>
+                <w:color w:val="EA580C"/>
+                <w:sz w:val="16"/>
+              </w:rPr>
+              <w:t>Moyenne</w:t>
+            </w:r>
+          </w:p>
+        </w:tc>
+        <w:tc>
+          <w:tcPr>
+            <w:tcW w:type="dxa" w:w="1247"/>
+          </w:tcPr>
+          <w:p>
+            <w:r>
+              <w:rPr>
+                <w:b/>
+                <w:i w:val="0"/>
+                <w:sz w:val="16"/>
+              </w:rPr>
+              <w:t>S00</w:t>
+              <w:br/>
+            </w:r>
+            <w:r>
+              <w:rPr>
+                <w:b w:val="0"/>
+                <w:i w:val="0"/>
+                <w:color w:val="64748B"/>
+                <w:sz w:val="14"/>
+              </w:rPr>
+              <w:t>Identification</w:t>
+            </w:r>
+          </w:p>
+        </w:tc>
+        <w:tc>
+          <w:tcPr>
+            <w:tcW w:type="dxa" w:w="1531"/>
+          </w:tcPr>
+          <w:p>
+            <w:r>
+              <w:rPr>
+                <w:b/>
+                <w:i w:val="0"/>
+                <w:color w:val="16A34A"/>
+                <w:sz w:val="16"/>
+              </w:rPr>
+              <w:t>—</w:t>
+            </w:r>
+          </w:p>
+        </w:tc>
+        <w:tc>
+          <w:tcPr>
+            <w:tcW w:type="dxa" w:w="1191"/>
+          </w:tcPr>
+          <w:p>
+            <w:r>
+              <w:rPr>
+                <w:b w:val="0"/>
+                <w:i w:val="0"/>
+                <w:color w:val="64748B"/>
+                <w:sz w:val="16"/>
+              </w:rPr>
+              <w:t>GT-CQ</w:t>
+            </w:r>
+          </w:p>
+        </w:tc>
+        <w:tc>
+          <w:tcPr>
+            <w:tcW w:type="dxa" w:w="4706"/>
+          </w:tcPr>
+          <w:p>
+            <w:r>
+              <w:rPr>
+                <w:b w:val="0"/>
+                <w:i w:val="0"/>
+                <w:sz w:val="17"/>
+              </w:rPr>
+              <w:t>Prière de renseigner la bonne adresse.</w:t>
+            </w:r>
+          </w:p>
+        </w:tc>
+      </w:tr>
+      <w:tr>
+        <w:tc>
+          <w:tcPr>
+            <w:tcW w:type="dxa" w:w="964"/>
+          </w:tcPr>
+          <w:p>
+            <w:r>
+              <w:rPr>
+                <w:b/>
+                <w:i w:val="0"/>
+                <w:color w:val="EA580C"/>
+                <w:sz w:val="16"/>
+              </w:rPr>
+              <w:t>Moyenne</w:t>
+            </w:r>
+          </w:p>
+        </w:tc>
+        <w:tc>
+          <w:tcPr>
+            <w:tcW w:type="dxa" w:w="1247"/>
+          </w:tcPr>
+          <w:p>
+            <w:r>
+              <w:rPr>
+                <w:b/>
+                <w:i w:val="0"/>
+                <w:sz w:val="16"/>
+              </w:rPr>
+              <w:t>S01</w:t>
+              <w:br/>
+            </w:r>
+            <w:r>
+              <w:rPr>
+                <w:b w:val="0"/>
+                <w:i w:val="0"/>
+                <w:color w:val="64748B"/>
+                <w:sz w:val="14"/>
+              </w:rPr>
+              <w:t>Démographie</w:t>
+            </w:r>
+          </w:p>
+        </w:tc>
+        <w:tc>
+          <w:tcPr>
+            <w:tcW w:type="dxa" w:w="1531"/>
+          </w:tcPr>
+          <w:p>
+            <w:r>
+              <w:rPr>
+                <w:b/>
+                <w:i w:val="0"/>
+                <w:color w:val="16A34A"/>
+                <w:sz w:val="16"/>
+              </w:rPr>
+              <w:t>s01q00</w:t>
+            </w:r>
+          </w:p>
+        </w:tc>
+        <w:tc>
+          <w:tcPr>
+            <w:tcW w:type="dxa" w:w="1191"/>
+          </w:tcPr>
+          <w:p>
+            <w:r>
+              <w:rPr>
+                <w:b w:val="0"/>
+                <w:i w:val="0"/>
+                <w:color w:val="64748B"/>
+                <w:sz w:val="16"/>
+              </w:rPr>
+              <w:t>GT-CQ</w:t>
+            </w:r>
+          </w:p>
+        </w:tc>
+        <w:tc>
+          <w:tcPr>
+            <w:tcW w:type="dxa" w:w="4706"/>
+          </w:tcPr>
+          <w:p>
+            <w:r>
+              <w:rPr>
+                <w:b w:val="0"/>
+                <w:i w:val="0"/>
+                <w:sz w:val="17"/>
+              </w:rPr>
+              <w:t>Attention ! Vous avez déclaré en s01q00 que le répondant est la personne elle-même, or Fatou salane Diouf est trop jeune (9 ans) pour fournir des informations correctes.</w:t>
+            </w:r>
+          </w:p>
+        </w:tc>
+      </w:tr>
+      <w:tr>
+        <w:tc>
+          <w:tcPr>
+            <w:tcW w:type="dxa" w:w="964"/>
+          </w:tcPr>
+          <w:p>
+            <w:r>
+              <w:rPr>
+                <w:b/>
+                <w:i w:val="0"/>
+                <w:color w:val="EA580C"/>
+                <w:sz w:val="16"/>
+              </w:rPr>
+              <w:t>Moyenne</w:t>
+            </w:r>
+          </w:p>
+        </w:tc>
+        <w:tc>
+          <w:tcPr>
+            <w:tcW w:type="dxa" w:w="1247"/>
+          </w:tcPr>
+          <w:p>
+            <w:r>
+              <w:rPr>
+                <w:b/>
+                <w:i w:val="0"/>
+                <w:sz w:val="16"/>
+              </w:rPr>
+              <w:t>S01</w:t>
+              <w:br/>
+            </w:r>
+            <w:r>
+              <w:rPr>
+                <w:b w:val="0"/>
+                <w:i w:val="0"/>
+                <w:color w:val="64748B"/>
+                <w:sz w:val="14"/>
+              </w:rPr>
+              <w:t>Démographie</w:t>
+            </w:r>
+          </w:p>
+        </w:tc>
+        <w:tc>
+          <w:tcPr>
+            <w:tcW w:type="dxa" w:w="1531"/>
+          </w:tcPr>
+          <w:p>
+            <w:r>
+              <w:rPr>
+                <w:b/>
+                <w:i w:val="0"/>
+                <w:color w:val="16A34A"/>
+                <w:sz w:val="16"/>
+              </w:rPr>
+              <w:t>—</w:t>
+            </w:r>
+          </w:p>
+        </w:tc>
+        <w:tc>
+          <w:tcPr>
+            <w:tcW w:type="dxa" w:w="1191"/>
+          </w:tcPr>
+          <w:p>
+            <w:r>
+              <w:rPr>
+                <w:b w:val="0"/>
+                <w:i w:val="0"/>
+                <w:color w:val="64748B"/>
+                <w:sz w:val="16"/>
+              </w:rPr>
+              <w:t>GT-CQ</w:t>
+            </w:r>
+          </w:p>
+        </w:tc>
+        <w:tc>
+          <w:tcPr>
+            <w:tcW w:type="dxa" w:w="4706"/>
+          </w:tcPr>
+          <w:p>
+            <w:r>
+              <w:rPr>
+                <w:b w:val="0"/>
+                <w:i w:val="0"/>
+                <w:sz w:val="17"/>
+              </w:rPr>
+              <w:t>Prière de refaire la section 1 pour Fatou salane Diouf en demandant à un adulte de répondre aux questions à sa place.</w:t>
+            </w:r>
+          </w:p>
+        </w:tc>
+      </w:tr>
+      <w:tr>
+        <w:tc>
+          <w:tcPr>
+            <w:tcW w:type="dxa" w:w="964"/>
+          </w:tcPr>
+          <w:p>
+            <w:r>
+              <w:rPr>
+                <w:b/>
+                <w:i w:val="0"/>
+                <w:color w:val="EA580C"/>
+                <w:sz w:val="16"/>
+              </w:rPr>
+              <w:t>Moyenne</w:t>
+            </w:r>
+          </w:p>
+        </w:tc>
+        <w:tc>
+          <w:tcPr>
+            <w:tcW w:type="dxa" w:w="1247"/>
+          </w:tcPr>
+          <w:p>
+            <w:r>
+              <w:rPr>
+                <w:b/>
+                <w:i w:val="0"/>
+                <w:sz w:val="16"/>
+              </w:rPr>
+              <w:t>S01</w:t>
+              <w:br/>
+            </w:r>
+            <w:r>
+              <w:rPr>
+                <w:b w:val="0"/>
+                <w:i w:val="0"/>
+                <w:color w:val="64748B"/>
+                <w:sz w:val="14"/>
+              </w:rPr>
+              <w:t>Démographie</w:t>
+            </w:r>
+          </w:p>
+        </w:tc>
+        <w:tc>
+          <w:tcPr>
+            <w:tcW w:type="dxa" w:w="1531"/>
+          </w:tcPr>
+          <w:p>
+            <w:r>
+              <w:rPr>
+                <w:b/>
+                <w:i w:val="0"/>
+                <w:color w:val="16A34A"/>
+                <w:sz w:val="16"/>
+              </w:rPr>
+              <w:t>—</w:t>
+            </w:r>
+          </w:p>
+        </w:tc>
+        <w:tc>
+          <w:tcPr>
+            <w:tcW w:type="dxa" w:w="1191"/>
+          </w:tcPr>
+          <w:p>
+            <w:r>
+              <w:rPr>
+                <w:b w:val="0"/>
+                <w:i w:val="0"/>
+                <w:color w:val="64748B"/>
+                <w:sz w:val="16"/>
+              </w:rPr>
+              <w:t>GT-CQ</w:t>
+            </w:r>
+          </w:p>
+        </w:tc>
+        <w:tc>
+          <w:tcPr>
+            <w:tcW w:type="dxa" w:w="4706"/>
+          </w:tcPr>
+          <w:p>
+            <w:r>
+              <w:rPr>
+                <w:b w:val="0"/>
+                <w:i w:val="0"/>
+                <w:sz w:val="17"/>
+              </w:rPr>
+              <w:t>Prière de verifier l'information donnée par Fatou salane Diouf ou corriger au niveau de la section 1.</w:t>
+            </w:r>
+          </w:p>
+        </w:tc>
+      </w:tr>
+      <w:tr>
+        <w:tc>
+          <w:tcPr>
+            <w:tcW w:type="dxa" w:w="964"/>
+          </w:tcPr>
+          <w:p>
+            <w:r>
+              <w:rPr>
+                <w:b/>
+                <w:i w:val="0"/>
+                <w:color w:val="EA580C"/>
+                <w:sz w:val="16"/>
+              </w:rPr>
+              <w:t>Moyenne</w:t>
+            </w:r>
+          </w:p>
+        </w:tc>
+        <w:tc>
+          <w:tcPr>
+            <w:tcW w:type="dxa" w:w="1247"/>
+          </w:tcPr>
+          <w:p>
+            <w:r>
+              <w:rPr>
+                <w:b/>
+                <w:i w:val="0"/>
+                <w:sz w:val="16"/>
+              </w:rPr>
+              <w:t>S01</w:t>
+              <w:br/>
+            </w:r>
+            <w:r>
+              <w:rPr>
+                <w:b w:val="0"/>
+                <w:i w:val="0"/>
+                <w:color w:val="64748B"/>
+                <w:sz w:val="14"/>
+              </w:rPr>
+              <w:t>Démographie</w:t>
+            </w:r>
+          </w:p>
+        </w:tc>
+        <w:tc>
+          <w:tcPr>
+            <w:tcW w:type="dxa" w:w="1531"/>
+          </w:tcPr>
+          <w:p>
+            <w:r>
+              <w:rPr>
+                <w:b/>
+                <w:i w:val="0"/>
+                <w:color w:val="16A34A"/>
+                <w:sz w:val="16"/>
+              </w:rPr>
+              <w:t>—</w:t>
+            </w:r>
+          </w:p>
+        </w:tc>
+        <w:tc>
+          <w:tcPr>
+            <w:tcW w:type="dxa" w:w="1191"/>
+          </w:tcPr>
+          <w:p>
+            <w:r>
+              <w:rPr>
+                <w:b w:val="0"/>
+                <w:i w:val="0"/>
+                <w:color w:val="64748B"/>
+                <w:sz w:val="16"/>
+              </w:rPr>
+              <w:t>GT-CQ</w:t>
+            </w:r>
+          </w:p>
+        </w:tc>
+        <w:tc>
+          <w:tcPr>
+            <w:tcW w:type="dxa" w:w="4706"/>
+          </w:tcPr>
+          <w:p>
+            <w:r>
+              <w:rPr>
+                <w:b w:val="0"/>
+                <w:i w:val="0"/>
+                <w:sz w:val="17"/>
+              </w:rPr>
+              <w:t>Prière de verifier l'information donnée par Awa Diouf ou corriger au niveau de la section 1.</w:t>
+            </w:r>
+          </w:p>
+        </w:tc>
+      </w:tr>
+      <w:tr>
+        <w:tc>
+          <w:tcPr>
+            <w:tcW w:type="dxa" w:w="964"/>
+          </w:tcPr>
+          <w:p>
+            <w:r>
+              <w:rPr>
+                <w:b/>
+                <w:i w:val="0"/>
+                <w:color w:val="EA580C"/>
+                <w:sz w:val="16"/>
+              </w:rPr>
+              <w:t>Moyenne</w:t>
+            </w:r>
+          </w:p>
+        </w:tc>
+        <w:tc>
+          <w:tcPr>
+            <w:tcW w:type="dxa" w:w="1247"/>
+          </w:tcPr>
+          <w:p>
+            <w:r>
+              <w:rPr>
+                <w:b/>
+                <w:i w:val="0"/>
+                <w:sz w:val="16"/>
+              </w:rPr>
+              <w:t>S01</w:t>
+              <w:br/>
+            </w:r>
+            <w:r>
+              <w:rPr>
+                <w:b w:val="0"/>
+                <w:i w:val="0"/>
+                <w:color w:val="64748B"/>
+                <w:sz w:val="14"/>
+              </w:rPr>
+              <w:t>Démographie</w:t>
+            </w:r>
+          </w:p>
+        </w:tc>
+        <w:tc>
+          <w:tcPr>
+            <w:tcW w:type="dxa" w:w="1531"/>
+          </w:tcPr>
+          <w:p>
+            <w:r>
+              <w:rPr>
+                <w:b/>
+                <w:i w:val="0"/>
+                <w:color w:val="16A34A"/>
+                <w:sz w:val="16"/>
+              </w:rPr>
+              <w:t>—</w:t>
+            </w:r>
+          </w:p>
+        </w:tc>
+        <w:tc>
+          <w:tcPr>
+            <w:tcW w:type="dxa" w:w="1191"/>
+          </w:tcPr>
+          <w:p>
+            <w:r>
+              <w:rPr>
+                <w:b w:val="0"/>
+                <w:i w:val="0"/>
+                <w:color w:val="64748B"/>
+                <w:sz w:val="16"/>
+              </w:rPr>
+              <w:t>GT-CQ</w:t>
+            </w:r>
+          </w:p>
+        </w:tc>
+        <w:tc>
+          <w:tcPr>
+            <w:tcW w:type="dxa" w:w="4706"/>
+          </w:tcPr>
+          <w:p>
+            <w:r>
+              <w:rPr>
+                <w:b w:val="0"/>
+                <w:i w:val="0"/>
+                <w:sz w:val="17"/>
+              </w:rPr>
+              <w:t>Prière de verifier l'information donnée par Bounama Diouf ou corriger au niveau de la section 1.</w:t>
+            </w:r>
+          </w:p>
+        </w:tc>
+      </w:tr>
+      <w:tr>
+        <w:tc>
+          <w:tcPr>
+            <w:tcW w:type="dxa" w:w="964"/>
+          </w:tcPr>
+          <w:p>
+            <w:r>
+              <w:rPr>
+                <w:b/>
+                <w:i w:val="0"/>
+                <w:color w:val="EA580C"/>
+                <w:sz w:val="16"/>
+              </w:rPr>
+              <w:t>Moyenne</w:t>
+            </w:r>
+          </w:p>
+        </w:tc>
+        <w:tc>
+          <w:tcPr>
+            <w:tcW w:type="dxa" w:w="1247"/>
+          </w:tcPr>
+          <w:p>
+            <w:r>
+              <w:rPr>
+                <w:b/>
+                <w:i w:val="0"/>
+                <w:sz w:val="16"/>
+              </w:rPr>
+              <w:t>S01</w:t>
+              <w:br/>
+            </w:r>
+            <w:r>
+              <w:rPr>
+                <w:b w:val="0"/>
+                <w:i w:val="0"/>
+                <w:color w:val="64748B"/>
+                <w:sz w:val="14"/>
+              </w:rPr>
+              <w:t>Démographie</w:t>
+            </w:r>
+          </w:p>
+        </w:tc>
+        <w:tc>
+          <w:tcPr>
+            <w:tcW w:type="dxa" w:w="1531"/>
+          </w:tcPr>
+          <w:p>
+            <w:r>
+              <w:rPr>
+                <w:b/>
+                <w:i w:val="0"/>
+                <w:color w:val="16A34A"/>
+                <w:sz w:val="16"/>
+              </w:rPr>
+              <w:t>—</w:t>
+            </w:r>
+          </w:p>
+        </w:tc>
+        <w:tc>
+          <w:tcPr>
+            <w:tcW w:type="dxa" w:w="1191"/>
+          </w:tcPr>
+          <w:p>
+            <w:r>
+              <w:rPr>
+                <w:b w:val="0"/>
+                <w:i w:val="0"/>
+                <w:color w:val="64748B"/>
+                <w:sz w:val="16"/>
+              </w:rPr>
+              <w:t>GT-CQ</w:t>
+            </w:r>
+          </w:p>
+        </w:tc>
+        <w:tc>
+          <w:tcPr>
+            <w:tcW w:type="dxa" w:w="4706"/>
+          </w:tcPr>
+          <w:p>
+            <w:r>
+              <w:rPr>
+                <w:b w:val="0"/>
+                <w:i w:val="0"/>
+                <w:sz w:val="17"/>
+              </w:rPr>
+              <w:t>Prière de verifier l'information donnée par Fatou Diouf ou corriger au niveau de la section 1.</w:t>
+            </w:r>
+          </w:p>
+        </w:tc>
+      </w:tr>
+      <w:tr>
+        <w:tc>
+          <w:tcPr>
+            <w:tcW w:type="dxa" w:w="964"/>
+          </w:tcPr>
+          <w:p>
+            <w:r>
+              <w:rPr>
+                <w:b/>
+                <w:i w:val="0"/>
+                <w:color w:val="EA580C"/>
+                <w:sz w:val="16"/>
+              </w:rPr>
+              <w:t>Moyenne</w:t>
+            </w:r>
+          </w:p>
+        </w:tc>
+        <w:tc>
+          <w:tcPr>
+            <w:tcW w:type="dxa" w:w="1247"/>
+          </w:tcPr>
+          <w:p>
+            <w:r>
+              <w:rPr>
+                <w:b/>
+                <w:i w:val="0"/>
+                <w:sz w:val="16"/>
+              </w:rPr>
+              <w:t>S01</w:t>
+              <w:br/>
+            </w:r>
+            <w:r>
+              <w:rPr>
+                <w:b w:val="0"/>
+                <w:i w:val="0"/>
+                <w:color w:val="64748B"/>
+                <w:sz w:val="14"/>
+              </w:rPr>
+              <w:t>Démographie</w:t>
+            </w:r>
+          </w:p>
+        </w:tc>
+        <w:tc>
+          <w:tcPr>
+            <w:tcW w:type="dxa" w:w="1531"/>
+          </w:tcPr>
+          <w:p>
+            <w:r>
+              <w:rPr>
+                <w:b/>
+                <w:i w:val="0"/>
+                <w:color w:val="16A34A"/>
+                <w:sz w:val="16"/>
+              </w:rPr>
+              <w:t>—</w:t>
+            </w:r>
+          </w:p>
+        </w:tc>
+        <w:tc>
+          <w:tcPr>
+            <w:tcW w:type="dxa" w:w="1191"/>
+          </w:tcPr>
+          <w:p>
+            <w:r>
+              <w:rPr>
+                <w:b w:val="0"/>
+                <w:i w:val="0"/>
+                <w:color w:val="64748B"/>
+                <w:sz w:val="16"/>
+              </w:rPr>
+              <w:t>GT-CQ</w:t>
+            </w:r>
+          </w:p>
+        </w:tc>
+        <w:tc>
+          <w:tcPr>
+            <w:tcW w:type="dxa" w:w="4706"/>
+          </w:tcPr>
+          <w:p>
+            <w:r>
+              <w:rPr>
+                <w:b w:val="0"/>
+                <w:i w:val="0"/>
+                <w:sz w:val="17"/>
+              </w:rPr>
+              <w:t>Prière de verifier l'information donnée par Maimouna Diouf ou corriger au niveau de la section 1.</w:t>
+            </w:r>
+          </w:p>
+        </w:tc>
+      </w:tr>
+      <w:tr>
+        <w:tc>
+          <w:tcPr>
+            <w:tcW w:type="dxa" w:w="964"/>
+          </w:tcPr>
+          <w:p>
+            <w:r>
+              <w:rPr>
+                <w:b/>
+                <w:i w:val="0"/>
+                <w:color w:val="EA580C"/>
+                <w:sz w:val="16"/>
+              </w:rPr>
+              <w:t>Moyenne</w:t>
+            </w:r>
+          </w:p>
+        </w:tc>
+        <w:tc>
+          <w:tcPr>
+            <w:tcW w:type="dxa" w:w="1247"/>
+          </w:tcPr>
+          <w:p>
+            <w:r>
+              <w:rPr>
+                <w:b/>
+                <w:i w:val="0"/>
+                <w:sz w:val="16"/>
+              </w:rPr>
+              <w:t>S01</w:t>
+              <w:br/>
+            </w:r>
+            <w:r>
+              <w:rPr>
+                <w:b w:val="0"/>
+                <w:i w:val="0"/>
+                <w:color w:val="64748B"/>
+                <w:sz w:val="14"/>
+              </w:rPr>
+              <w:t>Démographie</w:t>
+            </w:r>
+          </w:p>
+        </w:tc>
+        <w:tc>
+          <w:tcPr>
+            <w:tcW w:type="dxa" w:w="1531"/>
+          </w:tcPr>
+          <w:p>
+            <w:r>
+              <w:rPr>
+                <w:b/>
+                <w:i w:val="0"/>
+                <w:color w:val="16A34A"/>
+                <w:sz w:val="16"/>
+              </w:rPr>
+              <w:t>—</w:t>
+            </w:r>
+          </w:p>
+        </w:tc>
+        <w:tc>
+          <w:tcPr>
+            <w:tcW w:type="dxa" w:w="1191"/>
+          </w:tcPr>
+          <w:p>
+            <w:r>
+              <w:rPr>
+                <w:b w:val="0"/>
+                <w:i w:val="0"/>
+                <w:color w:val="64748B"/>
+                <w:sz w:val="16"/>
+              </w:rPr>
+              <w:t>GT-CQ</w:t>
+            </w:r>
+          </w:p>
+        </w:tc>
+        <w:tc>
+          <w:tcPr>
+            <w:tcW w:type="dxa" w:w="4706"/>
+          </w:tcPr>
+          <w:p>
+            <w:r>
+              <w:rPr>
+                <w:b w:val="0"/>
+                <w:i w:val="0"/>
+                <w:sz w:val="17"/>
+              </w:rPr>
+              <w:t>Prière de verifier l'information donnée par Ndeye Mane  Diouf ou corriger au niveau de la section 1.</w:t>
+            </w:r>
+          </w:p>
+        </w:tc>
+      </w:tr>
+      <w:tr>
+        <w:tc>
+          <w:tcPr>
+            <w:tcW w:type="dxa" w:w="964"/>
+          </w:tcPr>
+          <w:p>
+            <w:r>
+              <w:rPr>
+                <w:b/>
+                <w:i w:val="0"/>
+                <w:color w:val="EA580C"/>
+                <w:sz w:val="16"/>
+              </w:rPr>
+              <w:t>Moyenne</w:t>
+            </w:r>
+          </w:p>
+        </w:tc>
+        <w:tc>
+          <w:tcPr>
+            <w:tcW w:type="dxa" w:w="1247"/>
+          </w:tcPr>
+          <w:p>
+            <w:r>
+              <w:rPr>
+                <w:b/>
+                <w:i w:val="0"/>
+                <w:sz w:val="16"/>
+              </w:rPr>
+              <w:t>S01</w:t>
+              <w:br/>
+            </w:r>
+            <w:r>
+              <w:rPr>
+                <w:b w:val="0"/>
+                <w:i w:val="0"/>
+                <w:color w:val="64748B"/>
+                <w:sz w:val="14"/>
+              </w:rPr>
+              <w:t>Démographie</w:t>
+            </w:r>
+          </w:p>
+        </w:tc>
+        <w:tc>
+          <w:tcPr>
+            <w:tcW w:type="dxa" w:w="1531"/>
+          </w:tcPr>
+          <w:p>
+            <w:r>
+              <w:rPr>
+                <w:b/>
+                <w:i w:val="0"/>
+                <w:color w:val="16A34A"/>
+                <w:sz w:val="16"/>
+              </w:rPr>
+              <w:t>—</w:t>
+            </w:r>
+          </w:p>
+        </w:tc>
+        <w:tc>
+          <w:tcPr>
+            <w:tcW w:type="dxa" w:w="1191"/>
+          </w:tcPr>
+          <w:p>
+            <w:r>
+              <w:rPr>
+                <w:b w:val="0"/>
+                <w:i w:val="0"/>
+                <w:color w:val="64748B"/>
+                <w:sz w:val="16"/>
+              </w:rPr>
+              <w:t>GT-CQ</w:t>
+            </w:r>
+          </w:p>
+        </w:tc>
+        <w:tc>
+          <w:tcPr>
+            <w:tcW w:type="dxa" w:w="4706"/>
+          </w:tcPr>
+          <w:p>
+            <w:r>
+              <w:rPr>
+                <w:b w:val="0"/>
+                <w:i w:val="0"/>
+                <w:sz w:val="17"/>
+              </w:rPr>
+              <w:t>Prière de verifier l'information donnée par Ousmane Diouf ou corriger au niveau de la section 1.</w:t>
+            </w:r>
+          </w:p>
+        </w:tc>
+      </w:tr>
+      <w:tr>
+        <w:tc>
+          <w:tcPr>
+            <w:tcW w:type="dxa" w:w="964"/>
+          </w:tcPr>
+          <w:p>
+            <w:r>
+              <w:rPr>
+                <w:b/>
+                <w:i w:val="0"/>
+                <w:color w:val="EA580C"/>
+                <w:sz w:val="16"/>
+              </w:rPr>
+              <w:t>Moyenne</w:t>
+            </w:r>
+          </w:p>
+        </w:tc>
+        <w:tc>
+          <w:tcPr>
+            <w:tcW w:type="dxa" w:w="1247"/>
+          </w:tcPr>
+          <w:p>
+            <w:r>
+              <w:rPr>
+                <w:b/>
+                <w:i w:val="0"/>
+                <w:sz w:val="16"/>
+              </w:rPr>
+              <w:t>S01</w:t>
+              <w:br/>
+            </w:r>
+            <w:r>
+              <w:rPr>
+                <w:b w:val="0"/>
+                <w:i w:val="0"/>
+                <w:color w:val="64748B"/>
+                <w:sz w:val="14"/>
+              </w:rPr>
+              <w:t>Démographie</w:t>
+            </w:r>
+          </w:p>
+        </w:tc>
+        <w:tc>
+          <w:tcPr>
+            <w:tcW w:type="dxa" w:w="1531"/>
+          </w:tcPr>
+          <w:p>
+            <w:r>
+              <w:rPr>
+                <w:b/>
+                <w:i w:val="0"/>
+                <w:color w:val="16A34A"/>
+                <w:sz w:val="16"/>
+              </w:rPr>
+              <w:t>—</w:t>
+            </w:r>
+          </w:p>
+        </w:tc>
+        <w:tc>
+          <w:tcPr>
+            <w:tcW w:type="dxa" w:w="1191"/>
+          </w:tcPr>
+          <w:p>
+            <w:r>
+              <w:rPr>
+                <w:b w:val="0"/>
+                <w:i w:val="0"/>
+                <w:color w:val="64748B"/>
+                <w:sz w:val="16"/>
+              </w:rPr>
+              <w:t>GT-CQ</w:t>
+            </w:r>
+          </w:p>
+        </w:tc>
+        <w:tc>
+          <w:tcPr>
+            <w:tcW w:type="dxa" w:w="4706"/>
+          </w:tcPr>
+          <w:p>
+            <w:r>
+              <w:rPr>
+                <w:b w:val="0"/>
+                <w:i w:val="0"/>
+                <w:sz w:val="17"/>
+              </w:rPr>
+              <w:t>Prière de verifier l'information donnée par Seydou Diouf ou corriger au niveau de la section 1.</w:t>
+            </w:r>
+          </w:p>
+        </w:tc>
+      </w:tr>
+      <w:tr>
+        <w:tc>
+          <w:tcPr>
+            <w:tcW w:type="dxa" w:w="964"/>
+          </w:tcPr>
+          <w:p>
+            <w:r>
+              <w:rPr>
+                <w:b/>
+                <w:i w:val="0"/>
+                <w:color w:val="EA580C"/>
+                <w:sz w:val="16"/>
+              </w:rPr>
+              <w:t>Moyenne</w:t>
+            </w:r>
+          </w:p>
+        </w:tc>
+        <w:tc>
+          <w:tcPr>
+            <w:tcW w:type="dxa" w:w="1247"/>
+          </w:tcPr>
+          <w:p>
+            <w:r>
+              <w:rPr>
+                <w:b/>
+                <w:i w:val="0"/>
+                <w:sz w:val="16"/>
+              </w:rPr>
+              <w:t>S01</w:t>
+              <w:br/>
+            </w:r>
+            <w:r>
+              <w:rPr>
+                <w:b w:val="0"/>
+                <w:i w:val="0"/>
+                <w:color w:val="64748B"/>
+                <w:sz w:val="14"/>
+              </w:rPr>
+              <w:t>Démographie</w:t>
+            </w:r>
+          </w:p>
+        </w:tc>
+        <w:tc>
+          <w:tcPr>
+            <w:tcW w:type="dxa" w:w="1531"/>
+          </w:tcPr>
+          <w:p>
+            <w:r>
+              <w:rPr>
+                <w:b/>
+                <w:i w:val="0"/>
+                <w:color w:val="16A34A"/>
+                <w:sz w:val="16"/>
+              </w:rPr>
+              <w:t>—</w:t>
+            </w:r>
+          </w:p>
+        </w:tc>
+        <w:tc>
+          <w:tcPr>
+            <w:tcW w:type="dxa" w:w="1191"/>
+          </w:tcPr>
+          <w:p>
+            <w:r>
+              <w:rPr>
+                <w:b w:val="0"/>
+                <w:i w:val="0"/>
+                <w:color w:val="64748B"/>
+                <w:sz w:val="16"/>
+              </w:rPr>
+              <w:t>GT-CQ</w:t>
+            </w:r>
+          </w:p>
+        </w:tc>
+        <w:tc>
+          <w:tcPr>
+            <w:tcW w:type="dxa" w:w="4706"/>
+          </w:tcPr>
+          <w:p>
+            <w:r>
+              <w:rPr>
+                <w:b w:val="0"/>
+                <w:i w:val="0"/>
+                <w:sz w:val="17"/>
+              </w:rPr>
+              <w:t>Prière de verifier l'information donnée par Souleymane Diouf ou corriger au niveau de la section 1.</w:t>
+            </w:r>
+          </w:p>
+        </w:tc>
+      </w:tr>
+      <w:tr>
+        <w:tc>
+          <w:tcPr>
+            <w:tcW w:type="dxa" w:w="964"/>
+          </w:tcPr>
+          <w:p>
+            <w:r>
+              <w:rPr>
+                <w:b/>
+                <w:i w:val="0"/>
+                <w:color w:val="EA580C"/>
+                <w:sz w:val="16"/>
+              </w:rPr>
+              <w:t>Moyenne</w:t>
             </w:r>
           </w:p>
         </w:tc>
@@ -2614,7 +3784,7 @@
                 <w:color w:val="16A34A"/>
                 <w:sz w:val="16"/>
               </w:rPr>
-              <w:t>—</w:t>
+              <w:t>s01q63, s00q04, s02q25, s01q00b, s02q17_2, s02q15_2</w:t>
             </w:r>
           </w:p>
         </w:tc>
@@ -2645,7 +3815,7 @@
                 <w:i w:val="0"/>
                 <w:sz w:val="17"/>
               </w:rPr>
-              <w:t>Incohérent!! Le niveau d'instruction déclaré par l'un des enfants () au niveau de la section 1 de Yande Ndour diffère de celui donné par Yande Ndour lui-même qui affirme ne pas avoir frequenté l'école formelle.</w:t>
+              <w:t>Dans les milieux urbains c'est peu probable de voir une école dont les élèves ou étudiants ne dépensent pas en frais d'uniformes, prière de verifier pour Fatou Diouf qui fréquente 2ème année de Secondaire 1 (Moyen) Général et corriger ou confirmer avec le QG.</w:t>
             </w:r>
           </w:p>
         </w:tc>
@@ -2678,7 +3848,7 @@
                 <w:i w:val="0"/>
                 <w:sz w:val="16"/>
               </w:rPr>
-              <w:t>S00</w:t>
+              <w:t>S02</w:t>
               <w:br/>
             </w:r>
             <w:r>
@@ -2688,7 +3858,7 @@
                 <w:color w:val="64748B"/>
                 <w:sz w:val="14"/>
               </w:rPr>
-              <w:t>Identification</w:t>
+              <w:t>Éducation</w:t>
             </w:r>
           </w:p>
         </w:tc>
@@ -2704,7 +3874,7 @@
                 <w:color w:val="16A34A"/>
                 <w:sz w:val="16"/>
               </w:rPr>
-              <w:t>—</w:t>
+              <w:t>s01q63, s00q04, s02q25, s01q00b, s02q17_2, s02q15_2</w:t>
             </w:r>
           </w:p>
         </w:tc>
@@ -2735,7 +3905,7 @@
                 <w:i w:val="0"/>
                 <w:sz w:val="17"/>
               </w:rPr>
-              <w:t>L'adresse ou la localisation du ménage doit être bien renseignée, ne doit pas contenir des numéros de téléphone et elle semble courte pour être une adresse.</w:t>
+              <w:t>Dans les milieux urbains c'est peu probable de voir une école dont les élèves ou étudiants ne dépensent pas en frais d'uniformes, prière de verifier pour Fatou salane Diouf qui fréquente 3ème année de Primaire et corriger ou confirmer avec le QG.</w:t>
             </w:r>
           </w:p>
         </w:tc>
@@ -2768,7 +3938,7 @@
                 <w:i w:val="0"/>
                 <w:sz w:val="16"/>
               </w:rPr>
-              <w:t>S00</w:t>
+              <w:t>S02</w:t>
               <w:br/>
             </w:r>
             <w:r>
@@ -2778,7 +3948,7 @@
                 <w:color w:val="64748B"/>
                 <w:sz w:val="14"/>
               </w:rPr>
-              <w:t>Identification</w:t>
+              <w:t>Éducation</w:t>
             </w:r>
           </w:p>
         </w:tc>
@@ -2794,7 +3964,7 @@
                 <w:color w:val="16A34A"/>
                 <w:sz w:val="16"/>
               </w:rPr>
-              <w:t>—</w:t>
+              <w:t>s01q63, s00q04, s02q25, s01q00b, s02q17_2, s02q15_2</w:t>
             </w:r>
           </w:p>
         </w:tc>
@@ -2825,1627 +3995,7 @@
                 <w:i w:val="0"/>
                 <w:sz w:val="17"/>
               </w:rPr>
-              <w:t>Prière de renseigner la bonne adresse.</w:t>
-            </w:r>
-          </w:p>
-        </w:tc>
-      </w:tr>
-      <w:tr>
-        <w:tc>
-          <w:tcPr>
-            <w:tcW w:type="dxa" w:w="964"/>
-          </w:tcPr>
-          <w:p>
-            <w:r>
-              <w:rPr>
-                <w:b/>
-                <w:i w:val="0"/>
-                <w:color w:val="EA580C"/>
-                <w:sz w:val="16"/>
-              </w:rPr>
-              <w:t>Moyenne</w:t>
-            </w:r>
-          </w:p>
-        </w:tc>
-        <w:tc>
-          <w:tcPr>
-            <w:tcW w:type="dxa" w:w="1247"/>
-          </w:tcPr>
-          <w:p>
-            <w:r>
-              <w:rPr>
-                <w:b/>
-                <w:i w:val="0"/>
-                <w:sz w:val="16"/>
-              </w:rPr>
-              <w:t>S01</w:t>
-              <w:br/>
-            </w:r>
-            <w:r>
-              <w:rPr>
-                <w:b w:val="0"/>
-                <w:i w:val="0"/>
-                <w:color w:val="64748B"/>
-                <w:sz w:val="14"/>
-              </w:rPr>
-              <w:t>Démographie</w:t>
-            </w:r>
-          </w:p>
-        </w:tc>
-        <w:tc>
-          <w:tcPr>
-            <w:tcW w:type="dxa" w:w="1531"/>
-          </w:tcPr>
-          <w:p>
-            <w:r>
-              <w:rPr>
-                <w:b/>
-                <w:i w:val="0"/>
-                <w:color w:val="16A34A"/>
-                <w:sz w:val="16"/>
-              </w:rPr>
-              <w:t>s01q00</w:t>
-            </w:r>
-          </w:p>
-        </w:tc>
-        <w:tc>
-          <w:tcPr>
-            <w:tcW w:type="dxa" w:w="1191"/>
-          </w:tcPr>
-          <w:p>
-            <w:r>
-              <w:rPr>
-                <w:b w:val="0"/>
-                <w:i w:val="0"/>
-                <w:color w:val="64748B"/>
-                <w:sz w:val="16"/>
-              </w:rPr>
-              <w:t>GT-CQ</w:t>
-            </w:r>
-          </w:p>
-        </w:tc>
-        <w:tc>
-          <w:tcPr>
-            <w:tcW w:type="dxa" w:w="4706"/>
-          </w:tcPr>
-          <w:p>
-            <w:r>
-              <w:rPr>
-                <w:b w:val="0"/>
-                <w:i w:val="0"/>
-                <w:sz w:val="17"/>
-              </w:rPr>
-              <w:t>Attention ! Vous avez déclaré en s01q00 que le répondant est la personne elle-même, or Fatou salane Diouf est trop jeune (9 ans) pour fournir des informations correctes.</w:t>
-            </w:r>
-          </w:p>
-        </w:tc>
-      </w:tr>
-      <w:tr>
-        <w:tc>
-          <w:tcPr>
-            <w:tcW w:type="dxa" w:w="964"/>
-          </w:tcPr>
-          <w:p>
-            <w:r>
-              <w:rPr>
-                <w:b/>
-                <w:i w:val="0"/>
-                <w:color w:val="EA580C"/>
-                <w:sz w:val="16"/>
-              </w:rPr>
-              <w:t>Moyenne</w:t>
-            </w:r>
-          </w:p>
-        </w:tc>
-        <w:tc>
-          <w:tcPr>
-            <w:tcW w:type="dxa" w:w="1247"/>
-          </w:tcPr>
-          <w:p>
-            <w:r>
-              <w:rPr>
-                <w:b/>
-                <w:i w:val="0"/>
-                <w:sz w:val="16"/>
-              </w:rPr>
-              <w:t>S01</w:t>
-              <w:br/>
-            </w:r>
-            <w:r>
-              <w:rPr>
-                <w:b w:val="0"/>
-                <w:i w:val="0"/>
-                <w:color w:val="64748B"/>
-                <w:sz w:val="14"/>
-              </w:rPr>
-              <w:t>Démographie</w:t>
-            </w:r>
-          </w:p>
-        </w:tc>
-        <w:tc>
-          <w:tcPr>
-            <w:tcW w:type="dxa" w:w="1531"/>
-          </w:tcPr>
-          <w:p>
-            <w:r>
-              <w:rPr>
-                <w:b/>
-                <w:i w:val="0"/>
-                <w:color w:val="16A34A"/>
-                <w:sz w:val="16"/>
-              </w:rPr>
-              <w:t>—</w:t>
-            </w:r>
-          </w:p>
-        </w:tc>
-        <w:tc>
-          <w:tcPr>
-            <w:tcW w:type="dxa" w:w="1191"/>
-          </w:tcPr>
-          <w:p>
-            <w:r>
-              <w:rPr>
-                <w:b w:val="0"/>
-                <w:i w:val="0"/>
-                <w:color w:val="64748B"/>
-                <w:sz w:val="16"/>
-              </w:rPr>
-              <w:t>GT-CQ</w:t>
-            </w:r>
-          </w:p>
-        </w:tc>
-        <w:tc>
-          <w:tcPr>
-            <w:tcW w:type="dxa" w:w="4706"/>
-          </w:tcPr>
-          <w:p>
-            <w:r>
-              <w:rPr>
-                <w:b w:val="0"/>
-                <w:i w:val="0"/>
-                <w:sz w:val="17"/>
-              </w:rPr>
-              <w:t>Prière de refaire la section 1 pour Fatou salane Diouf en demandant à un adulte de répondre aux questions à sa place.</w:t>
-            </w:r>
-          </w:p>
-        </w:tc>
-      </w:tr>
-      <w:tr>
-        <w:tc>
-          <w:tcPr>
-            <w:tcW w:type="dxa" w:w="964"/>
-          </w:tcPr>
-          <w:p>
-            <w:r>
-              <w:rPr>
-                <w:b/>
-                <w:i w:val="0"/>
-                <w:color w:val="EA580C"/>
-                <w:sz w:val="16"/>
-              </w:rPr>
-              <w:t>Moyenne</w:t>
-            </w:r>
-          </w:p>
-        </w:tc>
-        <w:tc>
-          <w:tcPr>
-            <w:tcW w:type="dxa" w:w="1247"/>
-          </w:tcPr>
-          <w:p>
-            <w:r>
-              <w:rPr>
-                <w:b/>
-                <w:i w:val="0"/>
-                <w:sz w:val="16"/>
-              </w:rPr>
-              <w:t>S01</w:t>
-              <w:br/>
-            </w:r>
-            <w:r>
-              <w:rPr>
-                <w:b w:val="0"/>
-                <w:i w:val="0"/>
-                <w:color w:val="64748B"/>
-                <w:sz w:val="14"/>
-              </w:rPr>
-              <w:t>Démographie</w:t>
-            </w:r>
-          </w:p>
-        </w:tc>
-        <w:tc>
-          <w:tcPr>
-            <w:tcW w:type="dxa" w:w="1531"/>
-          </w:tcPr>
-          <w:p>
-            <w:r>
-              <w:rPr>
-                <w:b/>
-                <w:i w:val="0"/>
-                <w:color w:val="16A34A"/>
-                <w:sz w:val="16"/>
-              </w:rPr>
-              <w:t>—</w:t>
-            </w:r>
-          </w:p>
-        </w:tc>
-        <w:tc>
-          <w:tcPr>
-            <w:tcW w:type="dxa" w:w="1191"/>
-          </w:tcPr>
-          <w:p>
-            <w:r>
-              <w:rPr>
-                <w:b w:val="0"/>
-                <w:i w:val="0"/>
-                <w:color w:val="64748B"/>
-                <w:sz w:val="16"/>
-              </w:rPr>
-              <w:t>GT-CQ</w:t>
-            </w:r>
-          </w:p>
-        </w:tc>
-        <w:tc>
-          <w:tcPr>
-            <w:tcW w:type="dxa" w:w="4706"/>
-          </w:tcPr>
-          <w:p>
-            <w:r>
-              <w:rPr>
-                <w:b w:val="0"/>
-                <w:i w:val="0"/>
-                <w:sz w:val="17"/>
-              </w:rPr>
-              <w:t>Prière de verifier l'information donnée par Fatou salane Diouf ou corriger au niveau de la section 1.</w:t>
-            </w:r>
-          </w:p>
-        </w:tc>
-      </w:tr>
-      <w:tr>
-        <w:tc>
-          <w:tcPr>
-            <w:tcW w:type="dxa" w:w="964"/>
-          </w:tcPr>
-          <w:p>
-            <w:r>
-              <w:rPr>
-                <w:b/>
-                <w:i w:val="0"/>
-                <w:color w:val="EA580C"/>
-                <w:sz w:val="16"/>
-              </w:rPr>
-              <w:t>Moyenne</w:t>
-            </w:r>
-          </w:p>
-        </w:tc>
-        <w:tc>
-          <w:tcPr>
-            <w:tcW w:type="dxa" w:w="1247"/>
-          </w:tcPr>
-          <w:p>
-            <w:r>
-              <w:rPr>
-                <w:b/>
-                <w:i w:val="0"/>
-                <w:sz w:val="16"/>
-              </w:rPr>
-              <w:t>S01</w:t>
-              <w:br/>
-            </w:r>
-            <w:r>
-              <w:rPr>
-                <w:b w:val="0"/>
-                <w:i w:val="0"/>
-                <w:color w:val="64748B"/>
-                <w:sz w:val="14"/>
-              </w:rPr>
-              <w:t>Démographie</w:t>
-            </w:r>
-          </w:p>
-        </w:tc>
-        <w:tc>
-          <w:tcPr>
-            <w:tcW w:type="dxa" w:w="1531"/>
-          </w:tcPr>
-          <w:p>
-            <w:r>
-              <w:rPr>
-                <w:b/>
-                <w:i w:val="0"/>
-                <w:color w:val="16A34A"/>
-                <w:sz w:val="16"/>
-              </w:rPr>
-              <w:t>—</w:t>
-            </w:r>
-          </w:p>
-        </w:tc>
-        <w:tc>
-          <w:tcPr>
-            <w:tcW w:type="dxa" w:w="1191"/>
-          </w:tcPr>
-          <w:p>
-            <w:r>
-              <w:rPr>
-                <w:b w:val="0"/>
-                <w:i w:val="0"/>
-                <w:color w:val="64748B"/>
-                <w:sz w:val="16"/>
-              </w:rPr>
-              <w:t>GT-CQ</w:t>
-            </w:r>
-          </w:p>
-        </w:tc>
-        <w:tc>
-          <w:tcPr>
-            <w:tcW w:type="dxa" w:w="4706"/>
-          </w:tcPr>
-          <w:p>
-            <w:r>
-              <w:rPr>
-                <w:b w:val="0"/>
-                <w:i w:val="0"/>
-                <w:sz w:val="17"/>
-              </w:rPr>
-              <w:t>Prière de verifier l'information donnée par Awa Diouf ou corriger au niveau de la section 1.</w:t>
-            </w:r>
-          </w:p>
-        </w:tc>
-      </w:tr>
-      <w:tr>
-        <w:tc>
-          <w:tcPr>
-            <w:tcW w:type="dxa" w:w="964"/>
-          </w:tcPr>
-          <w:p>
-            <w:r>
-              <w:rPr>
-                <w:b/>
-                <w:i w:val="0"/>
-                <w:color w:val="EA580C"/>
-                <w:sz w:val="16"/>
-              </w:rPr>
-              <w:t>Moyenne</w:t>
-            </w:r>
-          </w:p>
-        </w:tc>
-        <w:tc>
-          <w:tcPr>
-            <w:tcW w:type="dxa" w:w="1247"/>
-          </w:tcPr>
-          <w:p>
-            <w:r>
-              <w:rPr>
-                <w:b/>
-                <w:i w:val="0"/>
-                <w:sz w:val="16"/>
-              </w:rPr>
-              <w:t>S01</w:t>
-              <w:br/>
-            </w:r>
-            <w:r>
-              <w:rPr>
-                <w:b w:val="0"/>
-                <w:i w:val="0"/>
-                <w:color w:val="64748B"/>
-                <w:sz w:val="14"/>
-              </w:rPr>
-              <w:t>Démographie</w:t>
-            </w:r>
-          </w:p>
-        </w:tc>
-        <w:tc>
-          <w:tcPr>
-            <w:tcW w:type="dxa" w:w="1531"/>
-          </w:tcPr>
-          <w:p>
-            <w:r>
-              <w:rPr>
-                <w:b/>
-                <w:i w:val="0"/>
-                <w:color w:val="16A34A"/>
-                <w:sz w:val="16"/>
-              </w:rPr>
-              <w:t>—</w:t>
-            </w:r>
-          </w:p>
-        </w:tc>
-        <w:tc>
-          <w:tcPr>
-            <w:tcW w:type="dxa" w:w="1191"/>
-          </w:tcPr>
-          <w:p>
-            <w:r>
-              <w:rPr>
-                <w:b w:val="0"/>
-                <w:i w:val="0"/>
-                <w:color w:val="64748B"/>
-                <w:sz w:val="16"/>
-              </w:rPr>
-              <w:t>GT-CQ</w:t>
-            </w:r>
-          </w:p>
-        </w:tc>
-        <w:tc>
-          <w:tcPr>
-            <w:tcW w:type="dxa" w:w="4706"/>
-          </w:tcPr>
-          <w:p>
-            <w:r>
-              <w:rPr>
-                <w:b w:val="0"/>
-                <w:i w:val="0"/>
-                <w:sz w:val="17"/>
-              </w:rPr>
-              <w:t>Prière de verifier l'information donnée par Bounama Diouf ou corriger au niveau de la section 1.</w:t>
-            </w:r>
-          </w:p>
-        </w:tc>
-      </w:tr>
-      <w:tr>
-        <w:tc>
-          <w:tcPr>
-            <w:tcW w:type="dxa" w:w="964"/>
-          </w:tcPr>
-          <w:p>
-            <w:r>
-              <w:rPr>
-                <w:b/>
-                <w:i w:val="0"/>
-                <w:color w:val="EA580C"/>
-                <w:sz w:val="16"/>
-              </w:rPr>
-              <w:t>Moyenne</w:t>
-            </w:r>
-          </w:p>
-        </w:tc>
-        <w:tc>
-          <w:tcPr>
-            <w:tcW w:type="dxa" w:w="1247"/>
-          </w:tcPr>
-          <w:p>
-            <w:r>
-              <w:rPr>
-                <w:b/>
-                <w:i w:val="0"/>
-                <w:sz w:val="16"/>
-              </w:rPr>
-              <w:t>S01</w:t>
-              <w:br/>
-            </w:r>
-            <w:r>
-              <w:rPr>
-                <w:b w:val="0"/>
-                <w:i w:val="0"/>
-                <w:color w:val="64748B"/>
-                <w:sz w:val="14"/>
-              </w:rPr>
-              <w:t>Démographie</w:t>
-            </w:r>
-          </w:p>
-        </w:tc>
-        <w:tc>
-          <w:tcPr>
-            <w:tcW w:type="dxa" w:w="1531"/>
-          </w:tcPr>
-          <w:p>
-            <w:r>
-              <w:rPr>
-                <w:b/>
-                <w:i w:val="0"/>
-                <w:color w:val="16A34A"/>
-                <w:sz w:val="16"/>
-              </w:rPr>
-              <w:t>—</w:t>
-            </w:r>
-          </w:p>
-        </w:tc>
-        <w:tc>
-          <w:tcPr>
-            <w:tcW w:type="dxa" w:w="1191"/>
-          </w:tcPr>
-          <w:p>
-            <w:r>
-              <w:rPr>
-                <w:b w:val="0"/>
-                <w:i w:val="0"/>
-                <w:color w:val="64748B"/>
-                <w:sz w:val="16"/>
-              </w:rPr>
-              <w:t>GT-CQ</w:t>
-            </w:r>
-          </w:p>
-        </w:tc>
-        <w:tc>
-          <w:tcPr>
-            <w:tcW w:type="dxa" w:w="4706"/>
-          </w:tcPr>
-          <w:p>
-            <w:r>
-              <w:rPr>
-                <w:b w:val="0"/>
-                <w:i w:val="0"/>
-                <w:sz w:val="17"/>
-              </w:rPr>
-              <w:t>Prière de verifier l'information donnée par Fatou Diouf ou corriger au niveau de la section 1.</w:t>
-            </w:r>
-          </w:p>
-        </w:tc>
-      </w:tr>
-      <w:tr>
-        <w:tc>
-          <w:tcPr>
-            <w:tcW w:type="dxa" w:w="964"/>
-          </w:tcPr>
-          <w:p>
-            <w:r>
-              <w:rPr>
-                <w:b/>
-                <w:i w:val="0"/>
-                <w:color w:val="EA580C"/>
-                <w:sz w:val="16"/>
-              </w:rPr>
-              <w:t>Moyenne</w:t>
-            </w:r>
-          </w:p>
-        </w:tc>
-        <w:tc>
-          <w:tcPr>
-            <w:tcW w:type="dxa" w:w="1247"/>
-          </w:tcPr>
-          <w:p>
-            <w:r>
-              <w:rPr>
-                <w:b/>
-                <w:i w:val="0"/>
-                <w:sz w:val="16"/>
-              </w:rPr>
-              <w:t>S01</w:t>
-              <w:br/>
-            </w:r>
-            <w:r>
-              <w:rPr>
-                <w:b w:val="0"/>
-                <w:i w:val="0"/>
-                <w:color w:val="64748B"/>
-                <w:sz w:val="14"/>
-              </w:rPr>
-              <w:t>Démographie</w:t>
-            </w:r>
-          </w:p>
-        </w:tc>
-        <w:tc>
-          <w:tcPr>
-            <w:tcW w:type="dxa" w:w="1531"/>
-          </w:tcPr>
-          <w:p>
-            <w:r>
-              <w:rPr>
-                <w:b/>
-                <w:i w:val="0"/>
-                <w:color w:val="16A34A"/>
-                <w:sz w:val="16"/>
-              </w:rPr>
-              <w:t>—</w:t>
-            </w:r>
-          </w:p>
-        </w:tc>
-        <w:tc>
-          <w:tcPr>
-            <w:tcW w:type="dxa" w:w="1191"/>
-          </w:tcPr>
-          <w:p>
-            <w:r>
-              <w:rPr>
-                <w:b w:val="0"/>
-                <w:i w:val="0"/>
-                <w:color w:val="64748B"/>
-                <w:sz w:val="16"/>
-              </w:rPr>
-              <w:t>GT-CQ</w:t>
-            </w:r>
-          </w:p>
-        </w:tc>
-        <w:tc>
-          <w:tcPr>
-            <w:tcW w:type="dxa" w:w="4706"/>
-          </w:tcPr>
-          <w:p>
-            <w:r>
-              <w:rPr>
-                <w:b w:val="0"/>
-                <w:i w:val="0"/>
-                <w:sz w:val="17"/>
-              </w:rPr>
-              <w:t>Prière de verifier l'information donnée par Maimouna Diouf ou corriger au niveau de la section 1.</w:t>
-            </w:r>
-          </w:p>
-        </w:tc>
-      </w:tr>
-      <w:tr>
-        <w:tc>
-          <w:tcPr>
-            <w:tcW w:type="dxa" w:w="964"/>
-          </w:tcPr>
-          <w:p>
-            <w:r>
-              <w:rPr>
-                <w:b/>
-                <w:i w:val="0"/>
-                <w:color w:val="EA580C"/>
-                <w:sz w:val="16"/>
-              </w:rPr>
-              <w:t>Moyenne</w:t>
-            </w:r>
-          </w:p>
-        </w:tc>
-        <w:tc>
-          <w:tcPr>
-            <w:tcW w:type="dxa" w:w="1247"/>
-          </w:tcPr>
-          <w:p>
-            <w:r>
-              <w:rPr>
-                <w:b/>
-                <w:i w:val="0"/>
-                <w:sz w:val="16"/>
-              </w:rPr>
-              <w:t>S01</w:t>
-              <w:br/>
-            </w:r>
-            <w:r>
-              <w:rPr>
-                <w:b w:val="0"/>
-                <w:i w:val="0"/>
-                <w:color w:val="64748B"/>
-                <w:sz w:val="14"/>
-              </w:rPr>
-              <w:t>Démographie</w:t>
-            </w:r>
-          </w:p>
-        </w:tc>
-        <w:tc>
-          <w:tcPr>
-            <w:tcW w:type="dxa" w:w="1531"/>
-          </w:tcPr>
-          <w:p>
-            <w:r>
-              <w:rPr>
-                <w:b/>
-                <w:i w:val="0"/>
-                <w:color w:val="16A34A"/>
-                <w:sz w:val="16"/>
-              </w:rPr>
-              <w:t>—</w:t>
-            </w:r>
-          </w:p>
-        </w:tc>
-        <w:tc>
-          <w:tcPr>
-            <w:tcW w:type="dxa" w:w="1191"/>
-          </w:tcPr>
-          <w:p>
-            <w:r>
-              <w:rPr>
-                <w:b w:val="0"/>
-                <w:i w:val="0"/>
-                <w:color w:val="64748B"/>
-                <w:sz w:val="16"/>
-              </w:rPr>
-              <w:t>GT-CQ</w:t>
-            </w:r>
-          </w:p>
-        </w:tc>
-        <w:tc>
-          <w:tcPr>
-            <w:tcW w:type="dxa" w:w="4706"/>
-          </w:tcPr>
-          <w:p>
-            <w:r>
-              <w:rPr>
-                <w:b w:val="0"/>
-                <w:i w:val="0"/>
-                <w:sz w:val="17"/>
-              </w:rPr>
-              <w:t>Prière de verifier l'information donnée par Ndeye Mane  Diouf ou corriger au niveau de la section 1.</w:t>
-            </w:r>
-          </w:p>
-        </w:tc>
-      </w:tr>
-      <w:tr>
-        <w:tc>
-          <w:tcPr>
-            <w:tcW w:type="dxa" w:w="964"/>
-          </w:tcPr>
-          <w:p>
-            <w:r>
-              <w:rPr>
-                <w:b/>
-                <w:i w:val="0"/>
-                <w:color w:val="EA580C"/>
-                <w:sz w:val="16"/>
-              </w:rPr>
-              <w:t>Moyenne</w:t>
-            </w:r>
-          </w:p>
-        </w:tc>
-        <w:tc>
-          <w:tcPr>
-            <w:tcW w:type="dxa" w:w="1247"/>
-          </w:tcPr>
-          <w:p>
-            <w:r>
-              <w:rPr>
-                <w:b/>
-                <w:i w:val="0"/>
-                <w:sz w:val="16"/>
-              </w:rPr>
-              <w:t>S01</w:t>
-              <w:br/>
-            </w:r>
-            <w:r>
-              <w:rPr>
-                <w:b w:val="0"/>
-                <w:i w:val="0"/>
-                <w:color w:val="64748B"/>
-                <w:sz w:val="14"/>
-              </w:rPr>
-              <w:t>Démographie</w:t>
-            </w:r>
-          </w:p>
-        </w:tc>
-        <w:tc>
-          <w:tcPr>
-            <w:tcW w:type="dxa" w:w="1531"/>
-          </w:tcPr>
-          <w:p>
-            <w:r>
-              <w:rPr>
-                <w:b/>
-                <w:i w:val="0"/>
-                <w:color w:val="16A34A"/>
-                <w:sz w:val="16"/>
-              </w:rPr>
-              <w:t>—</w:t>
-            </w:r>
-          </w:p>
-        </w:tc>
-        <w:tc>
-          <w:tcPr>
-            <w:tcW w:type="dxa" w:w="1191"/>
-          </w:tcPr>
-          <w:p>
-            <w:r>
-              <w:rPr>
-                <w:b w:val="0"/>
-                <w:i w:val="0"/>
-                <w:color w:val="64748B"/>
-                <w:sz w:val="16"/>
-              </w:rPr>
-              <w:t>GT-CQ</w:t>
-            </w:r>
-          </w:p>
-        </w:tc>
-        <w:tc>
-          <w:tcPr>
-            <w:tcW w:type="dxa" w:w="4706"/>
-          </w:tcPr>
-          <w:p>
-            <w:r>
-              <w:rPr>
-                <w:b w:val="0"/>
-                <w:i w:val="0"/>
-                <w:sz w:val="17"/>
-              </w:rPr>
-              <w:t>Prière de verifier l'information donnée par Ousmane Diouf ou corriger au niveau de la section 1.</w:t>
-            </w:r>
-          </w:p>
-        </w:tc>
-      </w:tr>
-      <w:tr>
-        <w:tc>
-          <w:tcPr>
-            <w:tcW w:type="dxa" w:w="964"/>
-          </w:tcPr>
-          <w:p>
-            <w:r>
-              <w:rPr>
-                <w:b/>
-                <w:i w:val="0"/>
-                <w:color w:val="EA580C"/>
-                <w:sz w:val="16"/>
-              </w:rPr>
-              <w:t>Moyenne</w:t>
-            </w:r>
-          </w:p>
-        </w:tc>
-        <w:tc>
-          <w:tcPr>
-            <w:tcW w:type="dxa" w:w="1247"/>
-          </w:tcPr>
-          <w:p>
-            <w:r>
-              <w:rPr>
-                <w:b/>
-                <w:i w:val="0"/>
-                <w:sz w:val="16"/>
-              </w:rPr>
-              <w:t>S01</w:t>
-              <w:br/>
-            </w:r>
-            <w:r>
-              <w:rPr>
-                <w:b w:val="0"/>
-                <w:i w:val="0"/>
-                <w:color w:val="64748B"/>
-                <w:sz w:val="14"/>
-              </w:rPr>
-              <w:t>Démographie</w:t>
-            </w:r>
-          </w:p>
-        </w:tc>
-        <w:tc>
-          <w:tcPr>
-            <w:tcW w:type="dxa" w:w="1531"/>
-          </w:tcPr>
-          <w:p>
-            <w:r>
-              <w:rPr>
-                <w:b/>
-                <w:i w:val="0"/>
-                <w:color w:val="16A34A"/>
-                <w:sz w:val="16"/>
-              </w:rPr>
-              <w:t>—</w:t>
-            </w:r>
-          </w:p>
-        </w:tc>
-        <w:tc>
-          <w:tcPr>
-            <w:tcW w:type="dxa" w:w="1191"/>
-          </w:tcPr>
-          <w:p>
-            <w:r>
-              <w:rPr>
-                <w:b w:val="0"/>
-                <w:i w:val="0"/>
-                <w:color w:val="64748B"/>
-                <w:sz w:val="16"/>
-              </w:rPr>
-              <w:t>GT-CQ</w:t>
-            </w:r>
-          </w:p>
-        </w:tc>
-        <w:tc>
-          <w:tcPr>
-            <w:tcW w:type="dxa" w:w="4706"/>
-          </w:tcPr>
-          <w:p>
-            <w:r>
-              <w:rPr>
-                <w:b w:val="0"/>
-                <w:i w:val="0"/>
-                <w:sz w:val="17"/>
-              </w:rPr>
-              <w:t>Prière de verifier l'information donnée par Seydou Diouf ou corriger au niveau de la section 1.</w:t>
-            </w:r>
-          </w:p>
-        </w:tc>
-      </w:tr>
-      <w:tr>
-        <w:tc>
-          <w:tcPr>
-            <w:tcW w:type="dxa" w:w="964"/>
-          </w:tcPr>
-          <w:p>
-            <w:r>
-              <w:rPr>
-                <w:b/>
-                <w:i w:val="0"/>
-                <w:color w:val="EA580C"/>
-                <w:sz w:val="16"/>
-              </w:rPr>
-              <w:t>Moyenne</w:t>
-            </w:r>
-          </w:p>
-        </w:tc>
-        <w:tc>
-          <w:tcPr>
-            <w:tcW w:type="dxa" w:w="1247"/>
-          </w:tcPr>
-          <w:p>
-            <w:r>
-              <w:rPr>
-                <w:b/>
-                <w:i w:val="0"/>
-                <w:sz w:val="16"/>
-              </w:rPr>
-              <w:t>S01</w:t>
-              <w:br/>
-            </w:r>
-            <w:r>
-              <w:rPr>
-                <w:b w:val="0"/>
-                <w:i w:val="0"/>
-                <w:color w:val="64748B"/>
-                <w:sz w:val="14"/>
-              </w:rPr>
-              <w:t>Démographie</w:t>
-            </w:r>
-          </w:p>
-        </w:tc>
-        <w:tc>
-          <w:tcPr>
-            <w:tcW w:type="dxa" w:w="1531"/>
-          </w:tcPr>
-          <w:p>
-            <w:r>
-              <w:rPr>
-                <w:b/>
-                <w:i w:val="0"/>
-                <w:color w:val="16A34A"/>
-                <w:sz w:val="16"/>
-              </w:rPr>
-              <w:t>—</w:t>
-            </w:r>
-          </w:p>
-        </w:tc>
-        <w:tc>
-          <w:tcPr>
-            <w:tcW w:type="dxa" w:w="1191"/>
-          </w:tcPr>
-          <w:p>
-            <w:r>
-              <w:rPr>
-                <w:b w:val="0"/>
-                <w:i w:val="0"/>
-                <w:color w:val="64748B"/>
-                <w:sz w:val="16"/>
-              </w:rPr>
-              <w:t>GT-CQ</w:t>
-            </w:r>
-          </w:p>
-        </w:tc>
-        <w:tc>
-          <w:tcPr>
-            <w:tcW w:type="dxa" w:w="4706"/>
-          </w:tcPr>
-          <w:p>
-            <w:r>
-              <w:rPr>
-                <w:b w:val="0"/>
-                <w:i w:val="0"/>
-                <w:sz w:val="17"/>
-              </w:rPr>
-              <w:t>Prière de verifier l'information donnée par Souleymane Diouf ou corriger au niveau de la section 1.</w:t>
-            </w:r>
-          </w:p>
-        </w:tc>
-      </w:tr>
-      <w:tr>
-        <w:tc>
-          <w:tcPr>
-            <w:tcW w:type="dxa" w:w="964"/>
-          </w:tcPr>
-          <w:p>
-            <w:r>
-              <w:rPr>
-                <w:b/>
-                <w:i w:val="0"/>
-                <w:color w:val="EA580C"/>
-                <w:sz w:val="16"/>
-              </w:rPr>
-              <w:t>Moyenne</w:t>
-            </w:r>
-          </w:p>
-        </w:tc>
-        <w:tc>
-          <w:tcPr>
-            <w:tcW w:type="dxa" w:w="1247"/>
-          </w:tcPr>
-          <w:p>
-            <w:r>
-              <w:rPr>
-                <w:b/>
-                <w:i w:val="0"/>
-                <w:sz w:val="16"/>
-              </w:rPr>
-              <w:t>S02</w:t>
-              <w:br/>
-            </w:r>
-            <w:r>
-              <w:rPr>
-                <w:b w:val="0"/>
-                <w:i w:val="0"/>
-                <w:color w:val="64748B"/>
-                <w:sz w:val="14"/>
-              </w:rPr>
-              <w:t>Éducation</w:t>
-            </w:r>
-          </w:p>
-        </w:tc>
-        <w:tc>
-          <w:tcPr>
-            <w:tcW w:type="dxa" w:w="1531"/>
-          </w:tcPr>
-          <w:p>
-            <w:r>
-              <w:rPr>
-                <w:b/>
-                <w:i w:val="0"/>
-                <w:color w:val="16A34A"/>
-                <w:sz w:val="16"/>
-              </w:rPr>
-              <w:t>—</w:t>
-            </w:r>
-          </w:p>
-        </w:tc>
-        <w:tc>
-          <w:tcPr>
-            <w:tcW w:type="dxa" w:w="1191"/>
-          </w:tcPr>
-          <w:p>
-            <w:r>
-              <w:rPr>
-                <w:b w:val="0"/>
-                <w:i w:val="0"/>
-                <w:color w:val="64748B"/>
-                <w:sz w:val="16"/>
-              </w:rPr>
-              <w:t>GT-CQ</w:t>
-            </w:r>
-          </w:p>
-        </w:tc>
-        <w:tc>
-          <w:tcPr>
-            <w:tcW w:type="dxa" w:w="4706"/>
-          </w:tcPr>
-          <w:p>
-            <w:r>
-              <w:rPr>
-                <w:b w:val="0"/>
-                <w:i w:val="0"/>
-                <w:sz w:val="17"/>
-              </w:rPr>
-              <w:t>veuillez, s'il vous plait, confirmer les frais de scolarité ( 11000 FCFA) payée de Fatou Diouf avec le QG ou apporter les corrections nécessaires.</w:t>
-            </w:r>
-          </w:p>
-        </w:tc>
-      </w:tr>
-      <w:tr>
-        <w:tc>
-          <w:tcPr>
-            <w:tcW w:type="dxa" w:w="964"/>
-          </w:tcPr>
-          <w:p>
-            <w:r>
-              <w:rPr>
-                <w:b/>
-                <w:i w:val="0"/>
-                <w:color w:val="EA580C"/>
-                <w:sz w:val="16"/>
-              </w:rPr>
-              <w:t>Moyenne</w:t>
-            </w:r>
-          </w:p>
-        </w:tc>
-        <w:tc>
-          <w:tcPr>
-            <w:tcW w:type="dxa" w:w="1247"/>
-          </w:tcPr>
-          <w:p>
-            <w:r>
-              <w:rPr>
-                <w:b/>
-                <w:i w:val="0"/>
-                <w:sz w:val="16"/>
-              </w:rPr>
-              <w:t>S02</w:t>
-              <w:br/>
-            </w:r>
-            <w:r>
-              <w:rPr>
-                <w:b w:val="0"/>
-                <w:i w:val="0"/>
-                <w:color w:val="64748B"/>
-                <w:sz w:val="14"/>
-              </w:rPr>
-              <w:t>Éducation</w:t>
-            </w:r>
-          </w:p>
-        </w:tc>
-        <w:tc>
-          <w:tcPr>
-            <w:tcW w:type="dxa" w:w="1531"/>
-          </w:tcPr>
-          <w:p>
-            <w:r>
-              <w:rPr>
-                <w:b/>
-                <w:i w:val="0"/>
-                <w:color w:val="16A34A"/>
-                <w:sz w:val="16"/>
-              </w:rPr>
-              <w:t>s01q63, s00q04, s02q25, s01q00b, s02q17_2, s02q15_2</w:t>
-            </w:r>
-          </w:p>
-        </w:tc>
-        <w:tc>
-          <w:tcPr>
-            <w:tcW w:type="dxa" w:w="1191"/>
-          </w:tcPr>
-          <w:p>
-            <w:r>
-              <w:rPr>
-                <w:b w:val="0"/>
-                <w:i w:val="0"/>
-                <w:color w:val="64748B"/>
-                <w:sz w:val="16"/>
-              </w:rPr>
-              <w:t>GT-CQ</w:t>
-            </w:r>
-          </w:p>
-        </w:tc>
-        <w:tc>
-          <w:tcPr>
-            <w:tcW w:type="dxa" w:w="4706"/>
-          </w:tcPr>
-          <w:p>
-            <w:r>
-              <w:rPr>
-                <w:b w:val="0"/>
-                <w:i w:val="0"/>
-                <w:sz w:val="17"/>
-              </w:rPr>
-              <w:t>Dans les milieux urbains c'est peu probable de voir une école dont les élèves ou étudiants ne dépensent pas en frais d'uniformes, prière de verifier pour Fatou Diouf qui fréquente 2ème année de Secondaire 1 (Moyen) Général et corriger ou confirmer avec le QG.</w:t>
-            </w:r>
-          </w:p>
-        </w:tc>
-      </w:tr>
-      <w:tr>
-        <w:tc>
-          <w:tcPr>
-            <w:tcW w:type="dxa" w:w="964"/>
-          </w:tcPr>
-          <w:p>
-            <w:r>
-              <w:rPr>
-                <w:b/>
-                <w:i w:val="0"/>
-                <w:color w:val="EA580C"/>
-                <w:sz w:val="16"/>
-              </w:rPr>
-              <w:t>Moyenne</w:t>
-            </w:r>
-          </w:p>
-        </w:tc>
-        <w:tc>
-          <w:tcPr>
-            <w:tcW w:type="dxa" w:w="1247"/>
-          </w:tcPr>
-          <w:p>
-            <w:r>
-              <w:rPr>
-                <w:b/>
-                <w:i w:val="0"/>
-                <w:sz w:val="16"/>
-              </w:rPr>
-              <w:t>S02</w:t>
-              <w:br/>
-            </w:r>
-            <w:r>
-              <w:rPr>
-                <w:b w:val="0"/>
-                <w:i w:val="0"/>
-                <w:color w:val="64748B"/>
-                <w:sz w:val="14"/>
-              </w:rPr>
-              <w:t>Éducation</w:t>
-            </w:r>
-          </w:p>
-        </w:tc>
-        <w:tc>
-          <w:tcPr>
-            <w:tcW w:type="dxa" w:w="1531"/>
-          </w:tcPr>
-          <w:p>
-            <w:r>
-              <w:rPr>
-                <w:b/>
-                <w:i w:val="0"/>
-                <w:color w:val="16A34A"/>
-                <w:sz w:val="16"/>
-              </w:rPr>
-              <w:t>—</w:t>
-            </w:r>
-          </w:p>
-        </w:tc>
-        <w:tc>
-          <w:tcPr>
-            <w:tcW w:type="dxa" w:w="1191"/>
-          </w:tcPr>
-          <w:p>
-            <w:r>
-              <w:rPr>
-                <w:b w:val="0"/>
-                <w:i w:val="0"/>
-                <w:color w:val="64748B"/>
-                <w:sz w:val="16"/>
-              </w:rPr>
-              <w:t>GT-CQ</w:t>
-            </w:r>
-          </w:p>
-        </w:tc>
-        <w:tc>
-          <w:tcPr>
-            <w:tcW w:type="dxa" w:w="4706"/>
-          </w:tcPr>
-          <w:p>
-            <w:r>
-              <w:rPr>
-                <w:b w:val="0"/>
-                <w:i w:val="0"/>
-                <w:sz w:val="17"/>
-              </w:rPr>
-              <w:t>veuillez, s'il vous plait, confirmer les frais de scolarité ( 2000 FCFA) payée de Fatou salane Diouf avec le QG ou apporter les corrections nécessaires.</w:t>
-            </w:r>
-          </w:p>
-        </w:tc>
-      </w:tr>
-      <w:tr>
-        <w:tc>
-          <w:tcPr>
-            <w:tcW w:type="dxa" w:w="964"/>
-          </w:tcPr>
-          <w:p>
-            <w:r>
-              <w:rPr>
-                <w:b/>
-                <w:i w:val="0"/>
-                <w:color w:val="EA580C"/>
-                <w:sz w:val="16"/>
-              </w:rPr>
-              <w:t>Moyenne</w:t>
-            </w:r>
-          </w:p>
-        </w:tc>
-        <w:tc>
-          <w:tcPr>
-            <w:tcW w:type="dxa" w:w="1247"/>
-          </w:tcPr>
-          <w:p>
-            <w:r>
-              <w:rPr>
-                <w:b/>
-                <w:i w:val="0"/>
-                <w:sz w:val="16"/>
-              </w:rPr>
-              <w:t>S02</w:t>
-              <w:br/>
-            </w:r>
-            <w:r>
-              <w:rPr>
-                <w:b w:val="0"/>
-                <w:i w:val="0"/>
-                <w:color w:val="64748B"/>
-                <w:sz w:val="14"/>
-              </w:rPr>
-              <w:t>Éducation</w:t>
-            </w:r>
-          </w:p>
-        </w:tc>
-        <w:tc>
-          <w:tcPr>
-            <w:tcW w:type="dxa" w:w="1531"/>
-          </w:tcPr>
-          <w:p>
-            <w:r>
-              <w:rPr>
-                <w:b/>
-                <w:i w:val="0"/>
-                <w:color w:val="16A34A"/>
-                <w:sz w:val="16"/>
-              </w:rPr>
-              <w:t>s01q63, s00q04, s02q25, s01q00b, s02q17_2, s02q15_2</w:t>
-            </w:r>
-          </w:p>
-        </w:tc>
-        <w:tc>
-          <w:tcPr>
-            <w:tcW w:type="dxa" w:w="1191"/>
-          </w:tcPr>
-          <w:p>
-            <w:r>
-              <w:rPr>
-                <w:b w:val="0"/>
-                <w:i w:val="0"/>
-                <w:color w:val="64748B"/>
-                <w:sz w:val="16"/>
-              </w:rPr>
-              <w:t>GT-CQ</w:t>
-            </w:r>
-          </w:p>
-        </w:tc>
-        <w:tc>
-          <w:tcPr>
-            <w:tcW w:type="dxa" w:w="4706"/>
-          </w:tcPr>
-          <w:p>
-            <w:r>
-              <w:rPr>
-                <w:b w:val="0"/>
-                <w:i w:val="0"/>
-                <w:sz w:val="17"/>
-              </w:rPr>
-              <w:t>Dans les milieux urbains c'est peu probable de voir une école dont les élèves ou étudiants ne dépensent pas en frais d'uniformes, prière de verifier pour Fatou salane Diouf qui fréquente 3ème année de Primaire et corriger ou confirmer avec le QG.</w:t>
-            </w:r>
-          </w:p>
-        </w:tc>
-      </w:tr>
-      <w:tr>
-        <w:tc>
-          <w:tcPr>
-            <w:tcW w:type="dxa" w:w="964"/>
-          </w:tcPr>
-          <w:p>
-            <w:r>
-              <w:rPr>
-                <w:b/>
-                <w:i w:val="0"/>
-                <w:color w:val="EA580C"/>
-                <w:sz w:val="16"/>
-              </w:rPr>
-              <w:t>Moyenne</w:t>
-            </w:r>
-          </w:p>
-        </w:tc>
-        <w:tc>
-          <w:tcPr>
-            <w:tcW w:type="dxa" w:w="1247"/>
-          </w:tcPr>
-          <w:p>
-            <w:r>
-              <w:rPr>
-                <w:b/>
-                <w:i w:val="0"/>
-                <w:sz w:val="16"/>
-              </w:rPr>
-              <w:t>S02</w:t>
-              <w:br/>
-            </w:r>
-            <w:r>
-              <w:rPr>
-                <w:b w:val="0"/>
-                <w:i w:val="0"/>
-                <w:color w:val="64748B"/>
-                <w:sz w:val="14"/>
-              </w:rPr>
-              <w:t>Éducation</w:t>
-            </w:r>
-          </w:p>
-        </w:tc>
-        <w:tc>
-          <w:tcPr>
-            <w:tcW w:type="dxa" w:w="1531"/>
-          </w:tcPr>
-          <w:p>
-            <w:r>
-              <w:rPr>
-                <w:b/>
-                <w:i w:val="0"/>
-                <w:color w:val="16A34A"/>
-                <w:sz w:val="16"/>
-              </w:rPr>
-              <w:t>—</w:t>
-            </w:r>
-          </w:p>
-        </w:tc>
-        <w:tc>
-          <w:tcPr>
-            <w:tcW w:type="dxa" w:w="1191"/>
-          </w:tcPr>
-          <w:p>
-            <w:r>
-              <w:rPr>
-                <w:b w:val="0"/>
-                <w:i w:val="0"/>
-                <w:color w:val="64748B"/>
-                <w:sz w:val="16"/>
-              </w:rPr>
-              <w:t>GT-CQ</w:t>
-            </w:r>
-          </w:p>
-        </w:tc>
-        <w:tc>
-          <w:tcPr>
-            <w:tcW w:type="dxa" w:w="4706"/>
-          </w:tcPr>
-          <w:p>
-            <w:r>
-              <w:rPr>
-                <w:b w:val="0"/>
-                <w:i w:val="0"/>
-                <w:sz w:val="17"/>
-              </w:rPr>
-              <w:t>veuillez, s'il vous plait, confirmer les frais de scolarité ( 2000 FCFA) payée de Seydou Diouf avec le QG ou apporter les corrections nécessaires.</w:t>
-            </w:r>
-          </w:p>
-        </w:tc>
-      </w:tr>
-      <w:tr>
-        <w:tc>
-          <w:tcPr>
-            <w:tcW w:type="dxa" w:w="964"/>
-          </w:tcPr>
-          <w:p>
-            <w:r>
-              <w:rPr>
-                <w:b/>
-                <w:i w:val="0"/>
-                <w:color w:val="EA580C"/>
-                <w:sz w:val="16"/>
-              </w:rPr>
-              <w:t>Moyenne</w:t>
-            </w:r>
-          </w:p>
-        </w:tc>
-        <w:tc>
-          <w:tcPr>
-            <w:tcW w:type="dxa" w:w="1247"/>
-          </w:tcPr>
-          <w:p>
-            <w:r>
-              <w:rPr>
-                <w:b/>
-                <w:i w:val="0"/>
-                <w:sz w:val="16"/>
-              </w:rPr>
-              <w:t>S02</w:t>
-              <w:br/>
-            </w:r>
-            <w:r>
-              <w:rPr>
-                <w:b w:val="0"/>
-                <w:i w:val="0"/>
-                <w:color w:val="64748B"/>
-                <w:sz w:val="14"/>
-              </w:rPr>
-              <w:t>Éducation</w:t>
-            </w:r>
-          </w:p>
-        </w:tc>
-        <w:tc>
-          <w:tcPr>
-            <w:tcW w:type="dxa" w:w="1531"/>
-          </w:tcPr>
-          <w:p>
-            <w:r>
-              <w:rPr>
-                <w:b/>
-                <w:i w:val="0"/>
-                <w:color w:val="16A34A"/>
-                <w:sz w:val="16"/>
-              </w:rPr>
-              <w:t>s01q63, s00q04, s02q25, s01q00b, s02q17_2, s02q15_2</w:t>
-            </w:r>
-          </w:p>
-        </w:tc>
-        <w:tc>
-          <w:tcPr>
-            <w:tcW w:type="dxa" w:w="1191"/>
-          </w:tcPr>
-          <w:p>
-            <w:r>
-              <w:rPr>
-                <w:b w:val="0"/>
-                <w:i w:val="0"/>
-                <w:color w:val="64748B"/>
-                <w:sz w:val="16"/>
-              </w:rPr>
-              <w:t>GT-CQ</w:t>
-            </w:r>
-          </w:p>
-        </w:tc>
-        <w:tc>
-          <w:tcPr>
-            <w:tcW w:type="dxa" w:w="4706"/>
-          </w:tcPr>
-          <w:p>
-            <w:r>
-              <w:rPr>
-                <w:b w:val="0"/>
-                <w:i w:val="0"/>
-                <w:sz w:val="17"/>
-              </w:rPr>
               <w:t>Dans les milieux urbains c'est peu probable de voir une école dont les élèves ou étudiants ne dépensent pas en frais d'uniformes, prière de verifier pour Seydou Diouf qui fréquente 3ème année de Primaire et corriger ou confirmer avec le QG.</w:t>
-            </w:r>
-          </w:p>
-        </w:tc>
-      </w:tr>
-      <w:tr>
-        <w:tc>
-          <w:tcPr>
-            <w:tcW w:type="dxa" w:w="964"/>
-          </w:tcPr>
-          <w:p>
-            <w:r>
-              <w:rPr>
-                <w:b/>
-                <w:i w:val="0"/>
-                <w:color w:val="EA580C"/>
-                <w:sz w:val="16"/>
-              </w:rPr>
-              <w:t>Moyenne</w:t>
-            </w:r>
-          </w:p>
-        </w:tc>
-        <w:tc>
-          <w:tcPr>
-            <w:tcW w:type="dxa" w:w="1247"/>
-          </w:tcPr>
-          <w:p>
-            <w:r>
-              <w:rPr>
-                <w:b/>
-                <w:i w:val="0"/>
-                <w:sz w:val="16"/>
-              </w:rPr>
-              <w:t>S02</w:t>
-              <w:br/>
-            </w:r>
-            <w:r>
-              <w:rPr>
-                <w:b w:val="0"/>
-                <w:i w:val="0"/>
-                <w:color w:val="64748B"/>
-                <w:sz w:val="14"/>
-              </w:rPr>
-              <w:t>Éducation</w:t>
-            </w:r>
-          </w:p>
-        </w:tc>
-        <w:tc>
-          <w:tcPr>
-            <w:tcW w:type="dxa" w:w="1531"/>
-          </w:tcPr>
-          <w:p>
-            <w:r>
-              <w:rPr>
-                <w:b/>
-                <w:i w:val="0"/>
-                <w:color w:val="16A34A"/>
-                <w:sz w:val="16"/>
-              </w:rPr>
-              <w:t>—</w:t>
-            </w:r>
-          </w:p>
-        </w:tc>
-        <w:tc>
-          <w:tcPr>
-            <w:tcW w:type="dxa" w:w="1191"/>
-          </w:tcPr>
-          <w:p>
-            <w:r>
-              <w:rPr>
-                <w:b w:val="0"/>
-                <w:i w:val="0"/>
-                <w:color w:val="64748B"/>
-                <w:sz w:val="16"/>
-              </w:rPr>
-              <w:t>GT-CQ</w:t>
-            </w:r>
-          </w:p>
-        </w:tc>
-        <w:tc>
-          <w:tcPr>
-            <w:tcW w:type="dxa" w:w="4706"/>
-          </w:tcPr>
-          <w:p>
-            <w:r>
-              <w:rPr>
-                <w:b w:val="0"/>
-                <w:i w:val="0"/>
-                <w:sz w:val="17"/>
-              </w:rPr>
-              <w:t>veuillez, s'il vous plait, confirmer les frais de scolarité ( 2000 FCFA) payée de Souleymane Diouf avec le QG ou apporter les corrections nécessaires.</w:t>
             </w:r>
           </w:p>
         </w:tc>
